--- a/QED Course/Lesson 48 Interaction Vertices.docx
+++ b/QED Course/Lesson 48 Interaction Vertices.docx
@@ -58,7 +58,7 @@
     </w:p>
     <w:p>
       <w:pPr>
-        <w:pStyle w:val="Heading1"/>
+        <w:pStyle w:val="Heading2"/>
       </w:pPr>
       <w:r>
         <w:t>How to use this lesson</w:t>
@@ -71,7 +71,7 @@
     </w:p>
     <w:p>
       <w:pPr>
-        <w:pStyle w:val="Heading2"/>
+        <w:pStyle w:val="Heading3"/>
       </w:pPr>
       <w:r>
         <w:t>Learning objectives</w:t>
@@ -135,7 +135,7 @@
     </w:p>
     <w:p>
       <w:pPr>
-        <w:pStyle w:val="Heading2"/>
+        <w:pStyle w:val="Heading3"/>
       </w:pPr>
       <w:r>
         <w:t>Notation and conventions</w:t>
@@ -351,7 +351,7 @@
     </w:tbl>
     <w:p>
       <w:pPr>
-        <w:pStyle w:val="Heading1"/>
+        <w:pStyle w:val="Heading2"/>
       </w:pPr>
       <w:r>
         <w:t>1 Recap and strategy</w:t>
@@ -359,7 +359,7 @@
     </w:p>
     <w:p>
       <w:pPr>
-        <w:pStyle w:val="Heading2"/>
+        <w:pStyle w:val="Heading3"/>
       </w:pPr>
       <w:r>
         <w:t>1.1 The vertex factor is fixed</w:t>
@@ -372,7 +372,7 @@
     </w:p>
     <w:p>
       <w:pPr>
-        <w:pStyle w:val="Heading2"/>
+        <w:pStyle w:val="Heading3"/>
       </w:pPr>
       <w:r>
         <w:t>1.2 What varies</w:t>
@@ -385,7 +385,7 @@
     </w:p>
     <w:p>
       <w:pPr>
-        <w:pStyle w:val="Heading1"/>
+        <w:pStyle w:val="Heading2"/>
       </w:pPr>
       <w:r>
         <w:t>2 The electron legs, recalled</w:t>
@@ -393,7 +393,7 @@
     </w:p>
     <w:p>
       <w:pPr>
-        <w:pStyle w:val="Heading2"/>
+        <w:pStyle w:val="Heading3"/>
       </w:pPr>
       <w:r>
         <w:t>2.1 Incoming electron</w:t>
@@ -406,7 +406,7 @@
     </w:p>
     <w:p>
       <w:pPr>
-        <w:pStyle w:val="Heading2"/>
+        <w:pStyle w:val="Heading3"/>
       </w:pPr>
       <w:r>
         <w:t>2.2 Outgoing electron</w:t>
@@ -419,7 +419,7 @@
     </w:p>
     <w:p>
       <w:pPr>
-        <w:pStyle w:val="Heading1"/>
+        <w:pStyle w:val="Heading2"/>
       </w:pPr>
       <w:r>
         <w:t>3 The positron legs</w:t>
@@ -427,7 +427,7 @@
     </w:p>
     <w:p>
       <w:pPr>
-        <w:pStyle w:val="Heading2"/>
+        <w:pStyle w:val="Heading3"/>
       </w:pPr>
       <w:r>
         <w:t>3.1 Why ψ and ψ̄ swap roles</w:t>
@@ -582,7 +582,7 @@
               <m:endChr m:val="]"/>
             </m:dPr>
             <m:e>
-              <m:sSub>
+              <m:sSubSup>
                 <m:e>
                   <m:r>
                     <m:t xml:space="preserve">b</m:t>
@@ -590,10 +590,15 @@
                 </m:e>
                 <m:sub>
                   <m:r>
-                    <m:t xml:space="preserve">s†</m:t>
+                    <m:t xml:space="preserve">s</m:t>
                   </m:r>
                 </m:sub>
-              </m:sSub>
+                <m:sup>
+                  <m:r>
+                    <m:t xml:space="preserve">†</m:t>
+                  </m:r>
+                </m:sup>
+              </m:sSubSup>
               <m:d>
                 <m:dPr/>
                 <m:e>
@@ -716,7 +721,7 @@
     </w:p>
     <w:p>
       <w:pPr>
-        <w:pStyle w:val="Heading2"/>
+        <w:pStyle w:val="Heading3"/>
       </w:pPr>
       <w:r>
         <w:t>3.2 Incoming positron</w:t>
@@ -777,7 +782,7 @@
     </w:p>
     <w:p>
       <w:pPr>
-        <w:pStyle w:val="Heading2"/>
+        <w:pStyle w:val="Heading3"/>
       </w:pPr>
       <w:r>
         <w:t>3.3 Outgoing positron</w:t>
@@ -842,10 +847,11 @@
       </w:r>
     </w:p>
     <w:p>
-      <w:pPr>
-        <w:pStyle w:val="Heading3"/>
-      </w:pPr>
       <w:r>
+        <w:rPr>
+          <w:b/>
+          <w:i/>
+        </w:rPr>
         <w:t>Worked example 1</w:t>
       </w:r>
     </w:p>
@@ -856,7 +862,7 @@
     </w:p>
     <w:p>
       <w:pPr>
-        <w:pStyle w:val="Heading1"/>
+        <w:pStyle w:val="Heading2"/>
       </w:pPr>
       <w:r>
         <w:t>4 The photon legs</w:t>
@@ -864,7 +870,7 @@
     </w:p>
     <w:p>
       <w:pPr>
-        <w:pStyle w:val="Heading2"/>
+        <w:pStyle w:val="Heading3"/>
       </w:pPr>
       <w:r>
         <w:t>4.1 Incoming photon</w:t>
@@ -877,7 +883,7 @@
     </w:p>
     <w:p>
       <w:pPr>
-        <w:pStyle w:val="Heading2"/>
+        <w:pStyle w:val="Heading3"/>
       </w:pPr>
       <w:r>
         <w:t>4.2 Outgoing photon</w:t>
@@ -941,23 +947,15 @@
     </w:p>
     <w:p>
       <w:r>
-        <w:t>In a general convention, an outgoing photon's factor would be ε</w:t>
-      </w:r>
-      <w:r>
-        <w:rPr>
-          <w:i/>
-        </w:rPr>
-        <w:t>_λ,μ(k), the complex conjugate of the incoming factor; this course's polarization vectors are real (Lesson 37), so ε</w:t>
-      </w:r>
-      <w:r>
-        <w:t>=ε and no distinct notation is needed, though the exponential's sign still flips between incoming (e^(−ikx)) and outgoing (e^(ikx)).</w:t>
+        <w:t>In a general convention, an outgoing photon's factor would be ε*_λ,μ(k), the complex conjugate of the incoming factor; this course's polarization vectors are real (Lesson 37), so ε*=ε and no distinct notation is needed, though the exponential's sign still flips between incoming (e^(−ikx)) and outgoing (e^(ikx)).</w:t>
       </w:r>
     </w:p>
     <w:p>
-      <w:pPr>
-        <w:pStyle w:val="Heading3"/>
-      </w:pPr>
       <w:r>
+        <w:rPr>
+          <w:b/>
+          <w:i/>
+        </w:rPr>
         <w:t>Worked example 2</w:t>
       </w:r>
     </w:p>
@@ -968,7 +966,7 @@
     </w:p>
     <w:p>
       <w:pPr>
-        <w:pStyle w:val="Heading1"/>
+        <w:pStyle w:val="Heading2"/>
       </w:pPr>
       <w:r>
         <w:t>5 The complete table and an assembly example</w:t>
@@ -976,7 +974,7 @@
     </w:p>
     <w:p>
       <w:pPr>
-        <w:pStyle w:val="Heading2"/>
+        <w:pStyle w:val="Heading3"/>
       </w:pPr>
       <w:r>
         <w:t>5.1 All six factors</w:t>
@@ -1266,7 +1264,7 @@
     </w:tbl>
     <w:p>
       <w:pPr>
-        <w:pStyle w:val="Heading2"/>
+        <w:pStyle w:val="Heading3"/>
       </w:pPr>
       <w:r>
         <w:t>5.2 Assembling e⁻e⁺→γ at a single vertex</w:t>
@@ -1410,10 +1408,11 @@
       </w:r>
     </w:p>
     <w:p>
-      <w:pPr>
-        <w:pStyle w:val="Heading3"/>
-      </w:pPr>
       <w:r>
+        <w:rPr>
+          <w:b/>
+          <w:i/>
+        </w:rPr>
         <w:t>Worked example 3</w:t>
       </w:r>
     </w:p>
@@ -1424,7 +1423,7 @@
     </w:p>
     <w:p>
       <w:pPr>
-        <w:pStyle w:val="Heading1"/>
+        <w:pStyle w:val="Heading2"/>
       </w:pPr>
       <w:r>
         <w:t>6 Why one vertex factor serves every combination</w:t>
@@ -1432,7 +1431,7 @@
     </w:p>
     <w:p>
       <w:pPr>
-        <w:pStyle w:val="Heading2"/>
+        <w:pStyle w:val="Heading3"/>
       </w:pPr>
       <w:r>
         <w:t>6.1 The vertex does not "know" which legs are attached</w:t>
@@ -1445,7 +1444,7 @@
     </w:p>
     <w:p>
       <w:pPr>
-        <w:pStyle w:val="Heading2"/>
+        <w:pStyle w:val="Heading3"/>
       </w:pPr>
       <w:r>
         <w:t>6.2 Consistency with universality</w:t>
@@ -1458,7 +1457,7 @@
     </w:p>
     <w:p>
       <w:pPr>
-        <w:pStyle w:val="Heading1"/>
+        <w:pStyle w:val="Heading2"/>
       </w:pPr>
       <w:r>
         <w:t>7 Connections to QED</w:t>
@@ -1715,7 +1714,7 @@
     </w:p>
     <w:p>
       <w:pPr>
-        <w:pStyle w:val="Heading1"/>
+        <w:pStyle w:val="Heading2"/>
       </w:pPr>
       <w:r>
         <w:t>8 Summary</w:t>
@@ -1807,7 +1806,7 @@
     </w:p>
     <w:p>
       <w:pPr>
-        <w:pStyle w:val="Heading1"/>
+        <w:pStyle w:val="Heading2"/>
       </w:pPr>
       <w:r>
         <w:t>Exercises</w:t>
@@ -2467,7 +2466,7 @@
     </w:tbl>
     <w:p>
       <w:pPr>
-        <w:pStyle w:val="Heading1"/>
+        <w:pStyle w:val="Heading2"/>
       </w:pPr>
       <w:r>
         <w:t>Solutions</w:t>
@@ -2596,16 +2595,7 @@
         <w:t xml:space="preserve"> </w:t>
       </w:r>
       <w:r>
-        <w:t>In a general (complex) polarization convention, the outgoing-photon factor would be the complex conjugate ε</w:t>
-      </w:r>
-      <w:r>
-        <w:rPr>
-          <w:i/>
-        </w:rPr>
-        <w:t>_λ,μ(k) of the incoming factor ε_λ,μ(k), since creation and annihilation pieces of a field are always related by conjugation; Lesson 37 fixed a convention with two real transverse polarization vectors, so ε</w:t>
-      </w:r>
-      <w:r>
-        <w:t>_λ,μ(k)=ε_λ,μ(k) identically, and the incoming and outgoing factors differ only through the sign of the exponent, e^(−ikx) versus e^(ikx).</w:t>
+        <w:t>In a general (complex) polarization convention, the outgoing-photon factor would be the complex conjugate ε*_λ,μ(k) of the incoming factor ε_λ,μ(k), since creation and annihilation pieces of a field are always related by conjugation; Lesson 37 fixed a convention with two real transverse polarization vectors, so ε*_λ,μ(k)=ε_λ,μ(k) identically, and the incoming and outgoing factors differ only through the sign of the exponent, e^(−ikx) versus e^(ikx).</w:t>
       </w:r>
     </w:p>
     <w:p>
@@ -2708,7 +2698,7 @@
     </w:p>
     <w:p>
       <w:pPr>
-        <w:pStyle w:val="Heading1"/>
+        <w:pStyle w:val="Heading2"/>
       </w:pPr>
       <w:r>
         <w:t>Mastery checklist</w:t>
@@ -2764,7 +2754,7 @@
     </w:p>
     <w:p>
       <w:pPr>
-        <w:pStyle w:val="Heading1"/>
+        <w:pStyle w:val="Heading2"/>
       </w:pPr>
       <w:r>
         <w:t>Next lesson</w:t>
